--- a/00-首页/题组Word/第一轮·竞赛教材版/第一轮结构·6-有机分子结构初探（学生版-打印版）.docx
+++ b/00-首页/题组Word/第一轮·竞赛教材版/第一轮结构·6-有机分子结构初探（学生版-打印版）.docx
@@ -567,8 +567,6 @@
     <w:p>
       <w:pPr>
         <w:pStyle w:val="FirstParagraph"/>
-        <w:ind w:left="480" w:hanging="480"/>
-        <w:spacing w:after="0"/>
       </w:pPr>
       <w:r>
         <w:rPr>
@@ -650,13 +648,6 @@
         </w:rPr>
         <w:t>8</w:t>
       </w:r>
-    </w:p>
-    <w:p>
-      <w:pPr>
-        <w:pStyle w:val="FirstParagraph"/>
-        <w:ind w:left="480" w:hanging="480"/>
-        <w:spacing w:before="0" w:after="0"/>
-      </w:pPr>
       <w:r>
         <w:rPr>
           <w:rFonts w:hint="eastAsia" w:ascii="Times New Roman" w:hAnsi="Times New Roman" w:eastAsia="Times New Roman" w:cs="Times New Roman"/>
@@ -681,13 +672,6 @@
         </w:rPr>
         <w:t>在伊顿研究小组工作的博士后合成了这种烷的四硝基衍生物</w:t>
       </w:r>
-    </w:p>
-    <w:p>
-      <w:pPr>
-        <w:pStyle w:val="FirstParagraph"/>
-        <w:ind w:left="480" w:hanging="480"/>
-        <w:spacing w:before="0" w:after="0"/>
-      </w:pPr>
       <w:r>
         <w:rPr>
           <w:rFonts w:hint="eastAsia" w:ascii="Times New Roman" w:hAnsi="Times New Roman" w:eastAsia="Times New Roman" w:cs="Times New Roman"/>
@@ -760,13 +744,6 @@
         </w:rPr>
         <w:t>得到立方烷的四酰胺基衍生物</w:t>
       </w:r>
-    </w:p>
-    <w:p>
-      <w:pPr>
-        <w:pStyle w:val="FirstParagraph"/>
-        <w:ind w:left="480" w:hanging="480"/>
-        <w:spacing w:before="0" w:after="180"/>
-      </w:pPr>
       <w:r>
         <w:rPr>
           <w:rFonts w:hint="eastAsia" w:ascii="Times New Roman" w:hAnsi="Times New Roman" w:eastAsia="Times New Roman" w:cs="Times New Roman"/>

--- a/00-首页/题组Word/第一轮·竞赛教材版/第一轮结构·6-有机分子结构初探（学生版-打印版）.docx
+++ b/00-首页/题组Word/第一轮·竞赛教材版/第一轮结构·6-有机分子结构初探（学生版-打印版）.docx
@@ -3053,7 +3053,6 @@
     <w:bookmarkEnd w:id="42"/>
     <w:bookmarkEnd w:id="43"/>
     <w:sectPr>
-      <w:headerReference w:type="default" r:id="rId38"/>
       <w:footerReference w:type="default" r:id="rId9"/>
       <w:footnotePr>
         <w:numRestart w:val="eachSect"/>
@@ -3080,16 +3079,6 @@
       <w:rPr>
         <w:rFonts w:ascii="Times New Roman" w:hAnsi="Times New Roman" w:eastAsia="Times New Roman" w:cs="Times New Roman"/>
         <w:b w:val="0"/>
-        <w:color w:val="000000"/>
-        <w:sz w:val="20"/>
-      </w:rPr>
-      <w:t xml:space="preserve">第 </w:t>
-    </w:r>
-    <w:r>
-      <w:rPr>
-        <w:rFonts w:ascii="Times New Roman" w:hAnsi="Times New Roman" w:eastAsia="Times New Roman" w:cs="Times New Roman"/>
-        <w:b w:val="0"/>
-        <w:color w:val="000000"/>
         <w:sz w:val="20"/>
       </w:rPr>
       <w:fldChar w:fldCharType="begin"/>
@@ -3098,7 +3087,6 @@
       <w:rPr>
         <w:rFonts w:ascii="Times New Roman" w:hAnsi="Times New Roman" w:eastAsia="Times New Roman" w:cs="Times New Roman"/>
         <w:b w:val="0"/>
-        <w:color w:val="000000"/>
         <w:sz w:val="20"/>
       </w:rPr>
       <w:instrText xml:space="preserve"> PAGE </w:instrText>
@@ -3107,91 +3095,9 @@
       <w:rPr>
         <w:rFonts w:ascii="Times New Roman" w:hAnsi="Times New Roman" w:eastAsia="Times New Roman" w:cs="Times New Roman"/>
         <w:b w:val="0"/>
-        <w:color w:val="000000"/>
-        <w:sz w:val="20"/>
-      </w:rPr>
-      <w:fldChar w:fldCharType="separate"/>
-    </w:r>
-    <w:r>
-      <w:rPr>
-        <w:rFonts w:ascii="Times New Roman" w:hAnsi="Times New Roman" w:eastAsia="Times New Roman" w:cs="Times New Roman"/>
-        <w:b w:val="0"/>
-        <w:color w:val="000000"/>
-        <w:sz w:val="20"/>
-      </w:rPr>
-      <w:t>1</w:t>
-    </w:r>
-    <w:r>
-      <w:rPr>
-        <w:rFonts w:ascii="Times New Roman" w:hAnsi="Times New Roman" w:eastAsia="Times New Roman" w:cs="Times New Roman"/>
-        <w:b w:val="0"/>
-        <w:color w:val="000000"/>
         <w:sz w:val="20"/>
       </w:rPr>
       <w:fldChar w:fldCharType="end"/>
-    </w:r>
-    <w:r>
-      <w:rPr>
-        <w:rFonts w:ascii="Times New Roman" w:hAnsi="Times New Roman" w:eastAsia="Times New Roman" w:cs="Times New Roman"/>
-        <w:b w:val="0"/>
-        <w:color w:val="000000"/>
-        <w:sz w:val="20"/>
-      </w:rPr>
-      <w:t xml:space="preserve"> 页 / 共 </w:t>
-    </w:r>
-    <w:r>
-      <w:rPr>
-        <w:rFonts w:ascii="Times New Roman" w:hAnsi="Times New Roman" w:eastAsia="Times New Roman" w:cs="Times New Roman"/>
-        <w:b w:val="0"/>
-        <w:color w:val="000000"/>
-        <w:sz w:val="20"/>
-      </w:rPr>
-      <w:fldChar w:fldCharType="begin"/>
-    </w:r>
-    <w:r>
-      <w:rPr>
-        <w:rFonts w:ascii="Times New Roman" w:hAnsi="Times New Roman" w:eastAsia="Times New Roman" w:cs="Times New Roman"/>
-        <w:b w:val="0"/>
-        <w:color w:val="000000"/>
-        <w:sz w:val="20"/>
-      </w:rPr>
-      <w:instrText xml:space="preserve"> NUMPAGES </w:instrText>
-    </w:r>
-    <w:r>
-      <w:rPr>
-        <w:rFonts w:ascii="Times New Roman" w:hAnsi="Times New Roman" w:eastAsia="Times New Roman" w:cs="Times New Roman"/>
-        <w:b w:val="0"/>
-        <w:color w:val="000000"/>
-        <w:sz w:val="20"/>
-      </w:rPr>
-      <w:fldChar w:fldCharType="separate"/>
-    </w:r>
-    <w:r>
-      <w:rPr>
-        <w:rFonts w:ascii="Times New Roman" w:hAnsi="Times New Roman" w:eastAsia="Times New Roman" w:cs="Times New Roman"/>
-        <w:b w:val="0"/>
-        <w:color w:val="000000"/>
-        <w:sz w:val="20"/>
-      </w:rPr>
-      <w:t>1</w:t>
-    </w:r>
-    <w:r>
-      <w:rPr>
-        <w:rFonts w:ascii="Times New Roman" w:hAnsi="Times New Roman" w:eastAsia="Times New Roman" w:cs="Times New Roman"/>
-        <w:b w:val="0"/>
-        <w:color w:val="000000"/>
-        <w:sz w:val="20"/>
-      </w:rPr>
-      <w:fldChar w:fldCharType="end"/>
-    </w:r>
-    <w:r>
-      <w:rPr>
-        <w:rFonts w:ascii="Times New Roman" w:hAnsi="Times New Roman" w:eastAsia="Times New Roman" w:cs="Times New Roman"/>
-        <w:b w:val="0"/>
-        <w:color w:val="000000"/>
-        <w:sz w:val="20"/>
-      </w:rPr>
-      <w:t xml:space="preserve"> 页</w:t>
     </w:r>
   </w:p>
 </w:ftr>
@@ -3214,28 +3120,6 @@
     </w:p>
   </w:footnote>
 </w:footnotes>
-</file>
-
-<file path=word/header1.xml><?xml version="1.0" encoding="utf-8"?>
-<w:hdr xmlns:m="http://schemas.openxmlformats.org/officeDocument/2006/math" xmlns:mc="http://schemas.openxmlformats.org/markup-compatibility/2006" xmlns:mo="http://schemas.microsoft.com/office/mac/office/2008/main" xmlns:mv="urn:schemas-microsoft-com:mac:vml" xmlns:o="urn:schemas-microsoft-com:office:office" xmlns:r="http://schemas.openxmlformats.org/officeDocument/2006/relationships" xmlns:v="urn:schemas-microsoft-com:vml" xmlns:w10="urn:schemas-microsoft-com:office:word" xmlns:w14="http://schemas.microsoft.com/office/word/2010/wordml" xmlns:w="http://schemas.openxmlformats.org/wordprocessingml/2006/main" xmlns:wne="http://schemas.microsoft.com/office/word/2006/wordml" xmlns:wp14="http://schemas.microsoft.com/office/word/2010/wordprocessingDrawing" xmlns:wp="http://schemas.openxmlformats.org/drawingml/2006/wordprocessingDrawing" xmlns:wpc="http://schemas.microsoft.com/office/word/2010/wordprocessingCanvas" xmlns:wpg="http://schemas.microsoft.com/office/word/2010/wordprocessingGroup" xmlns:wpi="http://schemas.microsoft.com/office/word/2010/wordprocessingInk" xmlns:wps="http://schemas.microsoft.com/office/word/2010/wordprocessingShape" mc:Ignorable="w14 wp14">
-  <w:p>
-    <w:pPr>
-      <w:jc w:val="right"/>
-      <w:pBdr>
-        <w:bottom w:val="single" w:sz="4" w:space="2" w:color="000000"/>
-      </w:pBdr>
-    </w:pPr>
-    <w:r>
-      <w:rPr>
-        <w:rFonts w:ascii="Times New Roman" w:hAnsi="Times New Roman" w:eastAsia="Times New Roman" w:cs="Times New Roman"/>
-        <w:b w:val="0"/>
-        <w:color w:val="000000"/>
-        <w:sz w:val="18"/>
-      </w:rPr>
-      <w:t xml:space="preserve">第一轮结构化学 · 有机分子结构初探 · 练习</w:t>
-    </w:r>
-  </w:p>
-</w:hdr>
 </file>
 
 <file path=word/numbering.xml><?xml version="1.0" encoding="utf-8"?>

--- a/00-首页/题组Word/第一轮·竞赛教材版/第一轮结构·6-有机分子结构初探（学生版-打印版）.docx
+++ b/00-首页/题组Word/第一轮·竞赛教材版/第一轮结构·6-有机分子结构初探（学生版-打印版）.docx
@@ -6,8 +6,9 @@
     <w:p>
       <w:pPr>
         <w:pStyle w:val="Heading1"/>
-        <w:spacing w:before="280" w:after="120"/>
+        <w:spacing w:before="0" w:after="240"/>
         <w:jc w:val="center"/>
+        <w:keepNext/>
       </w:pPr>
       <w:r>
         <w:rPr>
@@ -38,6 +39,60 @@
           <w:rFonts w:hint="eastAsia" w:ascii="Times New Roman" w:hAnsi="Times New Roman" w:eastAsia="SimHei" w:cs="Times New Roman"/>
         </w:rPr>
         <w:t>练习</w:t>
+      </w:r>
+    </w:p>
+    <w:p>
+      <w:pPr>
+        <w:pStyle w:val="BlockText"/>
+        <w:ind w:firstLine="420"/>
+      </w:pPr>
+      <w:r>
+        <w:rPr>
+          <w:rFonts w:hint="eastAsia" w:ascii="Times New Roman" w:hAnsi="Times New Roman" w:eastAsia="FangSong" w:cs="Times New Roman"/>
+        </w:rPr>
+        <w:t xml:space="preserve">共</w:t>
+      </w:r>
+      <w:r>
+        <w:rPr>
+          <w:rFonts w:ascii="Times New Roman" w:hAnsi="Times New Roman" w:eastAsia="Times New Roman" w:cs="Times New Roman"/>
+        </w:rPr>
+        <w:t xml:space="preserve"> 9 </w:t>
+      </w:r>
+      <w:r>
+        <w:rPr>
+          <w:rFonts w:hint="eastAsia" w:ascii="Times New Roman" w:hAnsi="Times New Roman" w:eastAsia="FangSong" w:cs="Times New Roman"/>
+        </w:rPr>
+        <w:t>题</w:t>
+      </w:r>
+      <w:r>
+        <w:rPr>
+          <w:rFonts w:hint="eastAsia" w:ascii="Times New Roman" w:hAnsi="Times New Roman" w:eastAsia="Times New Roman" w:cs="Times New Roman"/>
+        </w:rPr>
+        <w:t>。</w:t>
+      </w:r>
+      <w:r>
+        <w:rPr>
+          <w:rFonts w:hint="eastAsia" w:ascii="Times New Roman" w:hAnsi="Times New Roman" w:eastAsia="FangSong" w:cs="Times New Roman"/>
+        </w:rPr>
+        <w:t>建议先独立完成</w:t>
+      </w:r>
+      <w:r>
+        <w:rPr>
+          <w:rFonts w:hint="eastAsia" w:ascii="Times New Roman" w:hAnsi="Times New Roman" w:eastAsia="Times New Roman" w:cs="Times New Roman"/>
+        </w:rPr>
+        <w:t>，</w:t>
+      </w:r>
+      <w:r>
+        <w:rPr>
+          <w:rFonts w:hint="eastAsia" w:ascii="Times New Roman" w:hAnsi="Times New Roman" w:eastAsia="FangSong" w:cs="Times New Roman"/>
+        </w:rPr>
+        <w:t>再核对答案</w:t>
+      </w:r>
+      <w:r>
+        <w:rPr>
+          <w:rFonts w:hint="eastAsia" w:ascii="Times New Roman" w:hAnsi="Times New Roman" w:eastAsia="Times New Roman" w:cs="Times New Roman"/>
+        </w:rPr>
+        <w:t>。</w:t>
       </w:r>
     </w:p>
     <w:p>
@@ -54,7 +109,8 @@
     <w:p>
       <w:pPr>
         <w:pStyle w:val="Heading2"/>
-        <w:spacing w:before="280" w:after="120"/>
+        <w:spacing w:before="280" w:after="80"/>
+        <w:keepNext/>
       </w:pPr>
       <w:r>
         <w:rPr>
@@ -91,6 +147,7 @@
     <w:p>
       <w:pPr>
         <w:pStyle w:val="FirstParagraph"/>
+        <w:ind w:firstLine="420"/>
       </w:pPr>
       <w:r>
         <w:rPr>
@@ -243,6 +300,7 @@
     <w:p>
       <w:pPr>
         <w:pStyle w:val="BodyText"/>
+        <w:ind w:firstLine="420"/>
       </w:pPr>
       <w:r>
         <w:rPr>
@@ -298,31 +356,6 @@
         </w:rPr>
         <w:t>)。</w:t>
       </w:r>
-    </w:p>
-    <w:p>
-      <w:pPr>
-        <w:spacing w:before="0" w:after="0"/>
-      </w:pPr>
-    </w:p>
-    <w:p>
-      <w:pPr>
-        <w:spacing w:before="0" w:after="0"/>
-      </w:pPr>
-    </w:p>
-    <w:p>
-      <w:pPr>
-        <w:spacing w:before="0" w:after="0"/>
-      </w:pPr>
-    </w:p>
-    <w:p>
-      <w:pPr>
-        <w:spacing w:before="0" w:after="0"/>
-      </w:pPr>
-    </w:p>
-    <w:p>
-      <w:pPr>
-        <w:spacing w:before="0" w:after="0"/>
-      </w:pPr>
     </w:p>
     <w:p>
       <w:pPr>
@@ -363,6 +396,7 @@
     <w:p>
       <w:pPr>
         <w:pStyle w:val="FirstParagraph"/>
+        <w:ind w:firstLine="420"/>
       </w:pPr>
       <w:r>
         <w:rPr>
@@ -502,31 +536,6 @@
         </w:rPr>
         <w:t>。</w:t>
       </w:r>
-    </w:p>
-    <w:p>
-      <w:pPr>
-        <w:spacing w:before="0" w:after="0"/>
-      </w:pPr>
-    </w:p>
-    <w:p>
-      <w:pPr>
-        <w:spacing w:before="0" w:after="0"/>
-      </w:pPr>
-    </w:p>
-    <w:p>
-      <w:pPr>
-        <w:spacing w:before="0" w:after="0"/>
-      </w:pPr>
-    </w:p>
-    <w:p>
-      <w:pPr>
-        <w:spacing w:before="0" w:after="0"/>
-      </w:pPr>
-    </w:p>
-    <w:p>
-      <w:pPr>
-        <w:spacing w:before="0" w:after="0"/>
-      </w:pPr>
     </w:p>
     <w:p>
       <w:pPr>
@@ -567,6 +576,7 @@
     <w:p>
       <w:pPr>
         <w:pStyle w:val="FirstParagraph"/>
+        <w:ind w:firstLine="420"/>
       </w:pPr>
       <w:r>
         <w:rPr>
@@ -802,6 +812,7 @@
     <w:p>
       <w:pPr>
         <w:pStyle w:val="BodyText"/>
+        <w:ind w:firstLine="420"/>
       </w:pPr>
       <w:r>
         <w:rPr>
@@ -864,6 +875,7 @@
           <w:ilvl w:val="0"/>
           <w:numId w:val="1001"/>
         </w:numPr>
+        <w:ind w:firstLine="420"/>
       </w:pPr>
       <w:r>
         <w:rPr>
@@ -896,6 +908,7 @@
           <w:ilvl w:val="0"/>
           <w:numId w:val="1001"/>
         </w:numPr>
+        <w:ind w:firstLine="420"/>
       </w:pPr>
       <w:r>
         <w:rPr>
@@ -982,6 +995,7 @@
           <w:ilvl w:val="0"/>
           <w:numId w:val="1001"/>
         </w:numPr>
+        <w:ind w:firstLine="420"/>
       </w:pPr>
       <w:r>
         <w:rPr>
@@ -1001,46 +1015,6 @@
         </w:rPr>
         <w:t>?</w:t>
       </w:r>
-    </w:p>
-    <w:p>
-      <w:pPr>
-        <w:spacing w:before="0" w:after="0"/>
-      </w:pPr>
-    </w:p>
-    <w:p>
-      <w:pPr>
-        <w:spacing w:before="0" w:after="0"/>
-      </w:pPr>
-    </w:p>
-    <w:p>
-      <w:pPr>
-        <w:spacing w:before="0" w:after="0"/>
-      </w:pPr>
-    </w:p>
-    <w:p>
-      <w:pPr>
-        <w:spacing w:before="0" w:after="0"/>
-      </w:pPr>
-    </w:p>
-    <w:p>
-      <w:pPr>
-        <w:spacing w:before="0" w:after="0"/>
-      </w:pPr>
-    </w:p>
-    <w:p>
-      <w:pPr>
-        <w:spacing w:before="0" w:after="0"/>
-      </w:pPr>
-    </w:p>
-    <w:p>
-      <w:pPr>
-        <w:spacing w:before="0" w:after="0"/>
-      </w:pPr>
-    </w:p>
-    <w:p>
-      <w:pPr>
-        <w:spacing w:before="0" w:after="0"/>
-      </w:pPr>
     </w:p>
     <w:p>
       <w:pPr>
@@ -1081,6 +1055,7 @@
     <w:p>
       <w:pPr>
         <w:pStyle w:val="FirstParagraph"/>
+        <w:ind w:firstLine="420"/>
       </w:pPr>
       <w:r>
         <w:rPr>
@@ -1248,6 +1223,7 @@
           <w:ilvl w:val="0"/>
           <w:numId w:val="1002"/>
         </w:numPr>
+        <w:ind w:firstLine="420"/>
       </w:pPr>
       <w:r>
         <w:rPr>
@@ -1268,6 +1244,7 @@
           <w:ilvl w:val="0"/>
           <w:numId w:val="1002"/>
         </w:numPr>
+        <w:ind w:firstLine="420"/>
       </w:pPr>
       <w:r>
         <w:rPr>
@@ -1288,6 +1265,7 @@
           <w:ilvl w:val="0"/>
           <w:numId w:val="1002"/>
         </w:numPr>
+        <w:ind w:firstLine="420"/>
       </w:pPr>
       <w:r>
         <w:rPr>
@@ -1301,31 +1279,6 @@
         </w:rPr>
         <w:t>。</w:t>
       </w:r>
-    </w:p>
-    <w:p>
-      <w:pPr>
-        <w:spacing w:before="0" w:after="0"/>
-      </w:pPr>
-    </w:p>
-    <w:p>
-      <w:pPr>
-        <w:spacing w:before="0" w:after="0"/>
-      </w:pPr>
-    </w:p>
-    <w:p>
-      <w:pPr>
-        <w:spacing w:before="0" w:after="0"/>
-      </w:pPr>
-    </w:p>
-    <w:p>
-      <w:pPr>
-        <w:spacing w:before="0" w:after="0"/>
-      </w:pPr>
-    </w:p>
-    <w:p>
-      <w:pPr>
-        <w:spacing w:before="0" w:after="0"/>
-      </w:pPr>
     </w:p>
     <w:p>
       <w:pPr>
@@ -1366,6 +1319,7 @@
     <w:p>
       <w:pPr>
         <w:pStyle w:val="FirstParagraph"/>
+        <w:ind w:firstLine="420"/>
       </w:pPr>
       <w:r>
         <w:rPr>
@@ -1524,6 +1478,7 @@
           <w:ilvl w:val="0"/>
           <w:numId w:val="1003"/>
         </w:numPr>
+        <w:ind w:firstLine="420"/>
       </w:pPr>
       <w:r>
         <w:rPr>
@@ -1544,6 +1499,7 @@
           <w:ilvl w:val="0"/>
           <w:numId w:val="1003"/>
         </w:numPr>
+        <w:ind w:firstLine="420"/>
       </w:pPr>
       <w:r>
         <w:rPr>
@@ -1677,46 +1633,6 @@
         </w:rPr>
         <w:t>。</w:t>
       </w:r>
-    </w:p>
-    <w:p>
-      <w:pPr>
-        <w:spacing w:before="0" w:after="0"/>
-      </w:pPr>
-    </w:p>
-    <w:p>
-      <w:pPr>
-        <w:spacing w:before="0" w:after="0"/>
-      </w:pPr>
-    </w:p>
-    <w:p>
-      <w:pPr>
-        <w:spacing w:before="0" w:after="0"/>
-      </w:pPr>
-    </w:p>
-    <w:p>
-      <w:pPr>
-        <w:spacing w:before="0" w:after="0"/>
-      </w:pPr>
-    </w:p>
-    <w:p>
-      <w:pPr>
-        <w:spacing w:before="0" w:after="0"/>
-      </w:pPr>
-    </w:p>
-    <w:p>
-      <w:pPr>
-        <w:spacing w:before="0" w:after="0"/>
-      </w:pPr>
-    </w:p>
-    <w:p>
-      <w:pPr>
-        <w:spacing w:before="0" w:after="0"/>
-      </w:pPr>
-    </w:p>
-    <w:p>
-      <w:pPr>
-        <w:spacing w:before="0" w:after="0"/>
-      </w:pPr>
     </w:p>
     <w:p>
       <w:pPr>
@@ -1757,6 +1673,7 @@
     <w:p>
       <w:pPr>
         <w:pStyle w:val="FirstParagraph"/>
+        <w:ind w:firstLine="420"/>
       </w:pPr>
       <w:r>
         <w:rPr>
@@ -2010,46 +1927,6 @@
         </w:rPr>
         <w:t xml:space="preserve"> (M)。</w:t>
       </w:r>
-    </w:p>
-    <w:p>
-      <w:pPr>
-        <w:spacing w:before="0" w:after="0"/>
-      </w:pPr>
-    </w:p>
-    <w:p>
-      <w:pPr>
-        <w:spacing w:before="0" w:after="0"/>
-      </w:pPr>
-    </w:p>
-    <w:p>
-      <w:pPr>
-        <w:spacing w:before="0" w:after="0"/>
-      </w:pPr>
-    </w:p>
-    <w:p>
-      <w:pPr>
-        <w:spacing w:before="0" w:after="0"/>
-      </w:pPr>
-    </w:p>
-    <w:p>
-      <w:pPr>
-        <w:spacing w:before="0" w:after="0"/>
-      </w:pPr>
-    </w:p>
-    <w:p>
-      <w:pPr>
-        <w:spacing w:before="0" w:after="0"/>
-      </w:pPr>
-    </w:p>
-    <w:p>
-      <w:pPr>
-        <w:spacing w:before="0" w:after="0"/>
-      </w:pPr>
-    </w:p>
-    <w:p>
-      <w:pPr>
-        <w:spacing w:before="0" w:after="0"/>
-      </w:pPr>
     </w:p>
     <w:p>
       <w:pPr>
@@ -2090,6 +1967,7 @@
     <w:p>
       <w:pPr>
         <w:pStyle w:val="FirstParagraph"/>
+        <w:ind w:firstLine="420"/>
       </w:pPr>
       <w:r>
         <w:rPr>
@@ -2131,7 +2009,7 @@
         </w:rPr>
         <w:drawing>
           <wp:inline>
-            <wp:extent cx="2057400" cy="1523518"/>
+            <wp:extent cx="2057400" cy="1562100"/>
             <wp:effectExtent b="0" l="0" r="0" t="0"/>
             <wp:docPr descr="" title="" id="16" name="Picture"/>
             <a:graphic>
@@ -2152,7 +2030,7 @@
                   <pic:spPr bwMode="auto">
                     <a:xfrm>
                       <a:off x="0" y="0"/>
-                      <a:ext cx="2057400" cy="1523518"/>
+                      <a:ext cx="2057400" cy="1562100"/>
                     </a:xfrm>
                     <a:prstGeom prst="rect">
                       <a:avLst/>
@@ -2186,7 +2064,7 @@
         </w:rPr>
         <w:drawing>
           <wp:inline>
-            <wp:extent cx="1638300" cy="1411868"/>
+            <wp:extent cx="1587500" cy="1371600"/>
             <wp:effectExtent b="0" l="0" r="0" t="0"/>
             <wp:docPr descr="" title="" id="19" name="Picture"/>
             <a:graphic>
@@ -2207,7 +2085,7 @@
                   <pic:spPr bwMode="auto">
                     <a:xfrm>
                       <a:off x="0" y="0"/>
-                      <a:ext cx="1638300" cy="1411868"/>
+                      <a:ext cx="1587500" cy="1371600"/>
                     </a:xfrm>
                     <a:prstGeom prst="rect">
                       <a:avLst/>
@@ -2241,7 +2119,7 @@
         </w:rPr>
         <w:drawing>
           <wp:inline>
-            <wp:extent cx="2095500" cy="1542699"/>
+            <wp:extent cx="2095500" cy="1600200"/>
             <wp:effectExtent b="0" l="0" r="0" t="0"/>
             <wp:docPr descr="" title="" id="22" name="Picture"/>
             <a:graphic>
@@ -2262,7 +2140,7 @@
                   <pic:spPr bwMode="auto">
                     <a:xfrm>
                       <a:off x="0" y="0"/>
-                      <a:ext cx="2095500" cy="1542699"/>
+                      <a:ext cx="2095500" cy="1600200"/>
                     </a:xfrm>
                     <a:prstGeom prst="rect">
                       <a:avLst/>
@@ -2296,7 +2174,7 @@
         </w:rPr>
         <w:drawing>
           <wp:inline>
-            <wp:extent cx="2616200" cy="1268857"/>
+            <wp:extent cx="2616200" cy="1308100"/>
             <wp:effectExtent b="0" l="0" r="0" t="0"/>
             <wp:docPr descr="" title="" id="25" name="Picture"/>
             <a:graphic>
@@ -2317,7 +2195,7 @@
                   <pic:spPr bwMode="auto">
                     <a:xfrm>
                       <a:off x="0" y="0"/>
-                      <a:ext cx="2616200" cy="1268857"/>
+                      <a:ext cx="2616200" cy="1308100"/>
                     </a:xfrm>
                     <a:prstGeom prst="rect">
                       <a:avLst/>
@@ -2351,7 +2229,7 @@
         </w:rPr>
         <w:drawing>
           <wp:inline>
-            <wp:extent cx="2590800" cy="906780"/>
+            <wp:extent cx="2565400" cy="914400"/>
             <wp:effectExtent b="0" l="0" r="0" t="0"/>
             <wp:docPr descr="" title="" id="28" name="Picture"/>
             <a:graphic>
@@ -2372,7 +2250,7 @@
                   <pic:spPr bwMode="auto">
                     <a:xfrm>
                       <a:off x="0" y="0"/>
-                      <a:ext cx="2590800" cy="906780"/>
+                      <a:ext cx="2565400" cy="914400"/>
                     </a:xfrm>
                     <a:prstGeom prst="rect">
                       <a:avLst/>
@@ -2406,7 +2284,7 @@
         </w:rPr>
         <w:drawing>
           <wp:inline>
-            <wp:extent cx="3187700" cy="1464269"/>
+            <wp:extent cx="3187700" cy="1498600"/>
             <wp:effectExtent b="0" l="0" r="0" t="0"/>
             <wp:docPr descr="" title="" id="31" name="Picture"/>
             <a:graphic>
@@ -2427,7 +2305,7 @@
                   <pic:spPr bwMode="auto">
                     <a:xfrm>
                       <a:off x="0" y="0"/>
-                      <a:ext cx="3187700" cy="1464269"/>
+                      <a:ext cx="3187700" cy="1498600"/>
                     </a:xfrm>
                     <a:prstGeom prst="rect">
                       <a:avLst/>
@@ -2461,7 +2339,7 @@
         </w:rPr>
         <w:drawing>
           <wp:inline>
-            <wp:extent cx="1447800" cy="1301692"/>
+            <wp:extent cx="1447800" cy="1308100"/>
             <wp:effectExtent b="0" l="0" r="0" t="0"/>
             <wp:docPr descr="" title="" id="34" name="Picture"/>
             <a:graphic>
@@ -2482,7 +2360,7 @@
                   <pic:spPr bwMode="auto">
                     <a:xfrm>
                       <a:off x="0" y="0"/>
-                      <a:ext cx="1447800" cy="1301692"/>
+                      <a:ext cx="1447800" cy="1308100"/>
                     </a:xfrm>
                     <a:prstGeom prst="rect">
                       <a:avLst/>
@@ -2503,21 +2381,6 @@
     </w:p>
     <w:p>
       <w:pPr>
-        <w:spacing w:before="0" w:after="0"/>
-      </w:pPr>
-    </w:p>
-    <w:p>
-      <w:pPr>
-        <w:spacing w:before="0" w:after="0"/>
-      </w:pPr>
-    </w:p>
-    <w:p>
-      <w:pPr>
-        <w:spacing w:before="0" w:after="0"/>
-      </w:pPr>
-    </w:p>
-    <w:p>
-      <w:pPr>
         <w:spacing w:before="160" w:after="80"/>
       </w:pPr>
       <w:r>
@@ -2555,6 +2418,7 @@
     <w:p>
       <w:pPr>
         <w:pStyle w:val="FirstParagraph"/>
+        <w:ind w:firstLine="420"/>
       </w:pPr>
       <w:r>
         <w:rPr>
@@ -2599,7 +2463,7 @@
         </w:rPr>
         <w:drawing>
           <wp:inline>
-            <wp:extent cx="3111500" cy="1607608"/>
+            <wp:extent cx="3111500" cy="1638300"/>
             <wp:effectExtent b="0" l="0" r="0" t="0"/>
             <wp:docPr descr="" title="" id="38" name="Picture"/>
             <a:graphic>
@@ -2620,7 +2484,7 @@
                   <pic:spPr bwMode="auto">
                     <a:xfrm>
                       <a:off x="0" y="0"/>
-                      <a:ext cx="3111500" cy="1607608"/>
+                      <a:ext cx="3111500" cy="1638300"/>
                     </a:xfrm>
                     <a:prstGeom prst="rect">
                       <a:avLst/>
@@ -2641,21 +2505,6 @@
     </w:p>
     <w:p>
       <w:pPr>
-        <w:spacing w:before="0" w:after="0"/>
-      </w:pPr>
-    </w:p>
-    <w:p>
-      <w:pPr>
-        <w:spacing w:before="0" w:after="0"/>
-      </w:pPr>
-    </w:p>
-    <w:p>
-      <w:pPr>
-        <w:spacing w:before="0" w:after="0"/>
-      </w:pPr>
-    </w:p>
-    <w:p>
-      <w:pPr>
         <w:spacing w:before="160" w:after="80"/>
       </w:pPr>
       <w:r>
@@ -2693,6 +2542,7 @@
     <w:p>
       <w:pPr>
         <w:pStyle w:val="FirstParagraph"/>
+        <w:ind w:firstLine="420"/>
       </w:pPr>
       <w:r>
         <w:rPr>
@@ -2758,6 +2608,7 @@
     <w:p>
       <w:pPr>
         <w:pStyle w:val="BodyText"/>
+        <w:ind w:firstLine="420"/>
       </w:pPr>
       <w:r>
         <w:rPr>
@@ -2845,6 +2696,7 @@
           <w:ilvl w:val="0"/>
           <w:numId w:val="1005"/>
         </w:numPr>
+        <w:ind w:firstLine="420"/>
       </w:pPr>
       <w:r>
         <w:rPr>
@@ -2877,6 +2729,7 @@
           <w:ilvl w:val="0"/>
           <w:numId w:val="1005"/>
         </w:numPr>
+        <w:ind w:firstLine="420"/>
       </w:pPr>
       <w:r>
         <w:rPr>
@@ -2897,6 +2750,7 @@
           <w:ilvl w:val="0"/>
           <w:numId w:val="1005"/>
         </w:numPr>
+        <w:ind w:firstLine="420"/>
       </w:pPr>
       <w:r>
         <w:rPr>
@@ -2935,6 +2789,7 @@
           <w:ilvl w:val="0"/>
           <w:numId w:val="1005"/>
         </w:numPr>
+        <w:ind w:firstLine="420"/>
       </w:pPr>
       <w:r>
         <w:rPr>
@@ -2973,6 +2828,7 @@
           <w:ilvl w:val="0"/>
           <w:numId w:val="1005"/>
         </w:numPr>
+        <w:ind w:firstLine="420"/>
       </w:pPr>
       <w:r>
         <w:rPr>
@@ -2998,46 +2854,6 @@
         </w:rPr>
         <w:t>？</w:t>
       </w:r>
-    </w:p>
-    <w:p>
-      <w:pPr>
-        <w:spacing w:before="0" w:after="0"/>
-      </w:pPr>
-    </w:p>
-    <w:p>
-      <w:pPr>
-        <w:spacing w:before="0" w:after="0"/>
-      </w:pPr>
-    </w:p>
-    <w:p>
-      <w:pPr>
-        <w:spacing w:before="0" w:after="0"/>
-      </w:pPr>
-    </w:p>
-    <w:p>
-      <w:pPr>
-        <w:spacing w:before="0" w:after="0"/>
-      </w:pPr>
-    </w:p>
-    <w:p>
-      <w:pPr>
-        <w:spacing w:before="0" w:after="0"/>
-      </w:pPr>
-    </w:p>
-    <w:p>
-      <w:pPr>
-        <w:spacing w:before="0" w:after="0"/>
-      </w:pPr>
-    </w:p>
-    <w:p>
-      <w:pPr>
-        <w:spacing w:before="0" w:after="0"/>
-      </w:pPr>
-    </w:p>
-    <w:p>
-      <w:pPr>
-        <w:spacing w:before="0" w:after="0"/>
-      </w:pPr>
     </w:p>
     <w:p>
       <w:pPr>
@@ -3054,6 +2870,7 @@
     <w:bookmarkEnd w:id="43"/>
     <w:sectPr>
       <w:footerReference w:type="default" r:id="rId9"/>
+      <w:headerReference w:type="default" r:id="rId10"/>
       <w:footnotePr>
         <w:numRestart w:val="eachSect"/>
       </w:footnotePr>
@@ -3072,32 +2889,90 @@
 <w:ftr xmlns:m="http://schemas.openxmlformats.org/officeDocument/2006/math" xmlns:mc="http://schemas.openxmlformats.org/markup-compatibility/2006" xmlns:mo="http://schemas.microsoft.com/office/mac/office/2008/main" xmlns:mv="urn:schemas-microsoft-com:mac:vml" xmlns:o="urn:schemas-microsoft-com:office:office" xmlns:r="http://schemas.openxmlformats.org/officeDocument/2006/relationships" xmlns:v="urn:schemas-microsoft-com:vml" xmlns:w10="urn:schemas-microsoft-com:office:word" xmlns:w14="http://schemas.microsoft.com/office/word/2010/wordml" xmlns:w="http://schemas.openxmlformats.org/wordprocessingml/2006/main" xmlns:wne="http://schemas.microsoft.com/office/word/2006/wordml" xmlns:wp14="http://schemas.microsoft.com/office/word/2010/wordprocessingDrawing" xmlns:wp="http://schemas.openxmlformats.org/drawingml/2006/wordprocessingDrawing" xmlns:wpc="http://schemas.microsoft.com/office/word/2010/wordprocessingCanvas" xmlns:wpg="http://schemas.microsoft.com/office/word/2010/wordprocessingGroup" xmlns:wpi="http://schemas.microsoft.com/office/word/2010/wordprocessingInk" xmlns:wps="http://schemas.microsoft.com/office/word/2010/wordprocessingShape" mc:Ignorable="w14 wp14">
   <w:p>
     <w:pPr>
-      <w:pStyle w:val="Footer"/>
       <w:jc w:val="center"/>
     </w:pPr>
     <w:r>
       <w:rPr>
-        <w:rFonts w:ascii="Times New Roman" w:hAnsi="Times New Roman" w:eastAsia="Times New Roman" w:cs="Times New Roman"/>
-        <w:b w:val="0"/>
-        <w:sz w:val="20"/>
+        <w:color w:val="000000"/>
+        <w:sz w:val="18"/>
+      </w:rPr>
+      <w:t xml:space="preserve">第 </w:t>
+    </w:r>
+    <w:r>
+      <w:rPr>
+        <w:color w:val="000000"/>
+        <w:sz w:val="18"/>
       </w:rPr>
       <w:fldChar w:fldCharType="begin"/>
     </w:r>
     <w:r>
       <w:rPr>
-        <w:rFonts w:ascii="Times New Roman" w:hAnsi="Times New Roman" w:eastAsia="Times New Roman" w:cs="Times New Roman"/>
-        <w:b w:val="0"/>
-        <w:sz w:val="20"/>
+        <w:sz w:val="18"/>
       </w:rPr>
       <w:instrText xml:space="preserve"> PAGE </w:instrText>
     </w:r>
     <w:r>
       <w:rPr>
-        <w:rFonts w:ascii="Times New Roman" w:hAnsi="Times New Roman" w:eastAsia="Times New Roman" w:cs="Times New Roman"/>
-        <w:b w:val="0"/>
-        <w:sz w:val="20"/>
+        <w:sz w:val="18"/>
+      </w:rPr>
+      <w:fldChar w:fldCharType="separate"/>
+    </w:r>
+    <w:r>
+      <w:rPr>
+        <w:sz w:val="18"/>
+      </w:rPr>
+      <w:t>1</w:t>
+    </w:r>
+    <w:r>
+      <w:rPr>
+        <w:sz w:val="18"/>
       </w:rPr>
       <w:fldChar w:fldCharType="end"/>
+    </w:r>
+    <w:r>
+      <w:rPr>
+        <w:color w:val="000000"/>
+        <w:sz w:val="18"/>
+      </w:rPr>
+      <w:t xml:space="preserve"> 页 / 共 </w:t>
+    </w:r>
+    <w:r>
+      <w:rPr>
+        <w:color w:val="000000"/>
+        <w:sz w:val="18"/>
+      </w:rPr>
+      <w:fldChar w:fldCharType="begin"/>
+    </w:r>
+    <w:r>
+      <w:rPr>
+        <w:sz w:val="18"/>
+      </w:rPr>
+      <w:instrText xml:space="preserve"> NUMPAGES </w:instrText>
+    </w:r>
+    <w:r>
+      <w:rPr>
+        <w:sz w:val="18"/>
+      </w:rPr>
+      <w:fldChar w:fldCharType="separate"/>
+    </w:r>
+    <w:r>
+      <w:rPr>
+        <w:sz w:val="18"/>
+      </w:rPr>
+      <w:t>1</w:t>
+    </w:r>
+    <w:r>
+      <w:rPr>
+        <w:sz w:val="18"/>
+      </w:rPr>
+      <w:fldChar w:fldCharType="end"/>
+    </w:r>
+    <w:r>
+      <w:rPr>
+        <w:color w:val="000000"/>
+        <w:sz w:val="18"/>
+      </w:rPr>
+      <w:t xml:space="preserve"> 页</w:t>
     </w:r>
   </w:p>
 </w:ftr>
@@ -3120,6 +2995,26 @@
     </w:p>
   </w:footnote>
 </w:footnotes>
+</file>
+
+<file path=word/header1.xml><?xml version="1.0" encoding="utf-8"?>
+<w:hdr xmlns:m="http://schemas.openxmlformats.org/officeDocument/2006/math" xmlns:mc="http://schemas.openxmlformats.org/markup-compatibility/2006" xmlns:mo="http://schemas.microsoft.com/office/mac/office/2008/main" xmlns:mv="urn:schemas-microsoft-com:mac:vml" xmlns:o="urn:schemas-microsoft-com:office:office" xmlns:r="http://schemas.openxmlformats.org/officeDocument/2006/relationships" xmlns:v="urn:schemas-microsoft-com:vml" xmlns:w10="urn:schemas-microsoft-com:office:word" xmlns:w14="http://schemas.microsoft.com/office/word/2010/wordml" xmlns:w="http://schemas.openxmlformats.org/wordprocessingml/2006/main" xmlns:wne="http://schemas.microsoft.com/office/word/2006/wordml" xmlns:wp14="http://schemas.microsoft.com/office/word/2010/wordprocessingDrawing" xmlns:wp="http://schemas.openxmlformats.org/drawingml/2006/wordprocessingDrawing" xmlns:wpc="http://schemas.microsoft.com/office/word/2010/wordprocessingCanvas" xmlns:wpg="http://schemas.microsoft.com/office/word/2010/wordprocessingGroup" xmlns:wpi="http://schemas.microsoft.com/office/word/2010/wordprocessingInk" xmlns:wps="http://schemas.microsoft.com/office/word/2010/wordprocessingShape" mc:Ignorable="w14 wp14">
+  <w:p>
+    <w:pPr>
+      <w:jc w:val="right"/>
+      <w:pBdr>
+        <w:bottom w:val="single" w:sz="4" w:space="2" w:color="000000"/>
+      </w:pBdr>
+    </w:pPr>
+    <w:r>
+      <w:rPr>
+        <w:color w:val="000000"/>
+        <w:sz w:val="18"/>
+      </w:rPr>
+      <w:t>第一轮结构·6-有机分子结构初探（学生版）</w:t>
+    </w:r>
+  </w:p>
+</w:hdr>
 </file>
 
 <file path=word/numbering.xml><?xml version="1.0" encoding="utf-8"?>
@@ -3601,7 +3496,7 @@
     <ns0:rPr>
       <ns0:rFonts ns0:ascii="Times New Roman" ns0:cs="Times New Roman" ns0:eastAsia="SimHei" ns0:hAnsi="Times New Roman"/>
       <ns0:b/>
-      <ns0:color ns0:val="000000"/>
+      <ns0:color ns0:val="17324D"/>
       <ns0:sz ns0:val="44"/>
       <ns0:szCs ns0:val="56"/>
     </ns0:rPr>
@@ -3743,7 +3638,7 @@
     <ns0:rPr>
       <ns0:rFonts ns0:ascii="Times New Roman" ns0:cs="Times New Roman" ns0:eastAsia="SimHei" ns0:hAnsi="Times New Roman"/>
       <ns0:b/>
-      <ns0:color ns0:val="000000"/>
+      <ns0:color ns0:val="17324D"/>
       <ns0:sz ns0:val="32"/>
       <ns0:szCs ns0:val="40"/>
     </ns0:rPr>
@@ -3767,7 +3662,7 @@
     <ns0:rPr>
       <ns0:rFonts ns0:ascii="Times New Roman" ns0:cs="Times New Roman" ns0:eastAsia="SimHei" ns0:hAnsi="Times New Roman"/>
       <ns0:b/>
-      <ns0:color ns0:val="000000"/>
+      <ns0:color ns0:val="17324D"/>
       <ns0:sz ns0:val="28"/>
       <ns0:szCs ns0:val="32"/>
     </ns0:rPr>
@@ -3791,7 +3686,7 @@
     <ns0:rPr>
       <ns0:rFonts ns0:ascii="Times New Roman" ns0:cs="Times New Roman" ns0:eastAsia="SimHei" ns0:hAnsi="Times New Roman"/>
       <ns0:b/>
-      <ns0:color ns0:val="000000"/>
+      <ns0:color ns0:val="17324D"/>
       <ns0:sz ns0:val="25"/>
       <ns0:szCs ns0:val="28"/>
     </ns0:rPr>
@@ -4267,7 +4162,7 @@
     <w:rPr>
       <w:rFonts w:ascii="Times New Roman" w:hAnsi="Times New Roman" w:eastAsia="FangSong" w:cs="Times New Roman"/>
       <w:b/>
-      <w:color w:val="007020"/>
+      <w:color w:val="000000"/>
     </w:rPr>
   </w:style>
   <w:style w:type="character" w:customStyle="1" w:styleId="DataTypeTok">
@@ -4275,7 +4170,7 @@
     <w:basedOn w:val="VerbatimChar"/>
     <w:rPr>
       <w:rFonts w:ascii="Times New Roman" w:hAnsi="Times New Roman" w:eastAsia="FangSong" w:cs="Times New Roman"/>
-      <w:color w:val="902000"/>
+      <w:color w:val="000000"/>
     </w:rPr>
   </w:style>
   <w:style w:type="character" w:customStyle="1" w:styleId="DecValTok">
@@ -4283,7 +4178,7 @@
     <w:basedOn w:val="VerbatimChar"/>
     <w:rPr>
       <w:rFonts w:ascii="Times New Roman" w:hAnsi="Times New Roman" w:eastAsia="FangSong" w:cs="Times New Roman"/>
-      <w:color w:val="40a070"/>
+      <w:color w:val="000000"/>
     </w:rPr>
   </w:style>
   <w:style w:type="character" w:customStyle="1" w:styleId="BaseNTok">
@@ -4291,7 +4186,7 @@
     <w:basedOn w:val="VerbatimChar"/>
     <w:rPr>
       <w:rFonts w:ascii="Times New Roman" w:hAnsi="Times New Roman" w:eastAsia="FangSong" w:cs="Times New Roman"/>
-      <w:color w:val="40a070"/>
+      <w:color w:val="000000"/>
     </w:rPr>
   </w:style>
   <w:style w:type="character" w:customStyle="1" w:styleId="FloatTok">
@@ -4299,7 +4194,7 @@
     <w:basedOn w:val="VerbatimChar"/>
     <w:rPr>
       <w:rFonts w:ascii="Times New Roman" w:hAnsi="Times New Roman" w:eastAsia="FangSong" w:cs="Times New Roman"/>
-      <w:color w:val="40a070"/>
+      <w:color w:val="000000"/>
     </w:rPr>
   </w:style>
   <w:style w:type="character" w:customStyle="1" w:styleId="ConstantTok">
@@ -4307,7 +4202,7 @@
     <w:basedOn w:val="VerbatimChar"/>
     <w:rPr>
       <w:rFonts w:ascii="Times New Roman" w:hAnsi="Times New Roman" w:eastAsia="FangSong" w:cs="Times New Roman"/>
-      <w:color w:val="880000"/>
+      <w:color w:val="000000"/>
     </w:rPr>
   </w:style>
   <w:style w:type="character" w:customStyle="1" w:styleId="CharTok">
@@ -4315,7 +4210,7 @@
     <w:basedOn w:val="VerbatimChar"/>
     <w:rPr>
       <w:rFonts w:ascii="Times New Roman" w:hAnsi="Times New Roman" w:eastAsia="FangSong" w:cs="Times New Roman"/>
-      <w:color w:val="4070a0"/>
+      <w:color w:val="000000"/>
     </w:rPr>
   </w:style>
   <w:style w:type="character" w:customStyle="1" w:styleId="SpecialCharTok">
@@ -4323,7 +4218,7 @@
     <w:basedOn w:val="VerbatimChar"/>
     <w:rPr>
       <w:rFonts w:ascii="Times New Roman" w:hAnsi="Times New Roman" w:eastAsia="FangSong" w:cs="Times New Roman"/>
-      <w:color w:val="4070a0"/>
+      <w:color w:val="000000"/>
     </w:rPr>
   </w:style>
   <w:style w:type="character" w:customStyle="1" w:styleId="StringTok">
@@ -4331,7 +4226,7 @@
     <w:basedOn w:val="VerbatimChar"/>
     <w:rPr>
       <w:rFonts w:ascii="Times New Roman" w:hAnsi="Times New Roman" w:eastAsia="FangSong" w:cs="Times New Roman"/>
-      <w:color w:val="4070a0"/>
+      <w:color w:val="000000"/>
     </w:rPr>
   </w:style>
   <w:style w:type="character" w:customStyle="1" w:styleId="VerbatimStringTok">
@@ -4339,7 +4234,7 @@
     <w:basedOn w:val="VerbatimChar"/>
     <w:rPr>
       <w:rFonts w:ascii="Times New Roman" w:hAnsi="Times New Roman" w:eastAsia="FangSong" w:cs="Times New Roman"/>
-      <w:color w:val="4070a0"/>
+      <w:color w:val="000000"/>
     </w:rPr>
   </w:style>
   <w:style w:type="character" w:customStyle="1" w:styleId="SpecialStringTok">
@@ -4347,7 +4242,7 @@
     <w:basedOn w:val="VerbatimChar"/>
     <w:rPr>
       <w:rFonts w:ascii="Times New Roman" w:hAnsi="Times New Roman" w:eastAsia="FangSong" w:cs="Times New Roman"/>
-      <w:color w:val="bb6688"/>
+      <w:color w:val="000000"/>
     </w:rPr>
   </w:style>
   <w:style w:type="character" w:customStyle="1" w:styleId="ImportTok">
@@ -4356,7 +4251,7 @@
     <w:rPr>
       <w:rFonts w:ascii="Times New Roman" w:hAnsi="Times New Roman" w:eastAsia="FangSong" w:cs="Times New Roman"/>
       <w:b/>
-      <w:color w:val="008000"/>
+      <w:color w:val="000000"/>
     </w:rPr>
   </w:style>
   <w:style w:type="character" w:customStyle="1" w:styleId="CommentTok">
@@ -4365,7 +4260,7 @@
     <w:rPr>
       <w:rFonts w:ascii="Times New Roman" w:hAnsi="Times New Roman" w:eastAsia="FangSong" w:cs="Times New Roman"/>
       <w:i/>
-      <w:color w:val="60a0b0"/>
+      <w:color w:val="000000"/>
     </w:rPr>
   </w:style>
   <w:style w:type="character" w:customStyle="1" w:styleId="DocumentationTok">
@@ -4374,7 +4269,7 @@
     <w:rPr>
       <w:rFonts w:ascii="Times New Roman" w:hAnsi="Times New Roman" w:eastAsia="FangSong" w:cs="Times New Roman"/>
       <w:i/>
-      <w:color w:val="ba2121"/>
+      <w:color w:val="000000"/>
     </w:rPr>
   </w:style>
   <w:style w:type="character" w:customStyle="1" w:styleId="AnnotationTok">
@@ -4384,7 +4279,7 @@
       <w:rFonts w:ascii="Times New Roman" w:hAnsi="Times New Roman" w:eastAsia="FangSong" w:cs="Times New Roman"/>
       <w:b/>
       <w:i/>
-      <w:color w:val="60a0b0"/>
+      <w:color w:val="000000"/>
     </w:rPr>
   </w:style>
   <w:style w:type="character" w:customStyle="1" w:styleId="CommentVarTok">
@@ -4394,7 +4289,7 @@
       <w:rFonts w:ascii="Times New Roman" w:hAnsi="Times New Roman" w:eastAsia="FangSong" w:cs="Times New Roman"/>
       <w:b/>
       <w:i/>
-      <w:color w:val="60a0b0"/>
+      <w:color w:val="000000"/>
     </w:rPr>
   </w:style>
   <w:style w:type="character" w:customStyle="1" w:styleId="OtherTok">
@@ -4402,7 +4297,7 @@
     <w:basedOn w:val="VerbatimChar"/>
     <w:rPr>
       <w:rFonts w:ascii="Times New Roman" w:hAnsi="Times New Roman" w:eastAsia="FangSong" w:cs="Times New Roman"/>
-      <w:color w:val="007020"/>
+      <w:color w:val="000000"/>
     </w:rPr>
   </w:style>
   <w:style w:type="character" w:customStyle="1" w:styleId="FunctionTok">
@@ -4410,7 +4305,7 @@
     <w:basedOn w:val="VerbatimChar"/>
     <w:rPr>
       <w:rFonts w:ascii="Times New Roman" w:hAnsi="Times New Roman" w:eastAsia="FangSong" w:cs="Times New Roman"/>
-      <w:color w:val="06287e"/>
+      <w:color w:val="000000"/>
     </w:rPr>
   </w:style>
   <w:style w:type="character" w:customStyle="1" w:styleId="VariableTok">
@@ -4418,7 +4313,7 @@
     <w:basedOn w:val="VerbatimChar"/>
     <w:rPr>
       <w:rFonts w:ascii="Times New Roman" w:hAnsi="Times New Roman" w:eastAsia="FangSong" w:cs="Times New Roman"/>
-      <w:color w:val="19177c"/>
+      <w:color w:val="000000"/>
     </w:rPr>
   </w:style>
   <w:style w:type="character" w:customStyle="1" w:styleId="ControlFlowTok">
@@ -4427,7 +4322,7 @@
     <w:rPr>
       <w:rFonts w:ascii="Times New Roman" w:hAnsi="Times New Roman" w:eastAsia="FangSong" w:cs="Times New Roman"/>
       <w:b/>
-      <w:color w:val="007020"/>
+      <w:color w:val="000000"/>
     </w:rPr>
   </w:style>
   <w:style w:type="character" w:customStyle="1" w:styleId="OperatorTok">
@@ -4435,7 +4330,7 @@
     <w:basedOn w:val="VerbatimChar"/>
     <w:rPr>
       <w:rFonts w:ascii="Times New Roman" w:hAnsi="Times New Roman" w:eastAsia="FangSong" w:cs="Times New Roman"/>
-      <w:color w:val="666666"/>
+      <w:color w:val="000000"/>
     </w:rPr>
   </w:style>
   <w:style w:type="character" w:customStyle="1" w:styleId="BuiltInTok">
@@ -4443,7 +4338,7 @@
     <w:basedOn w:val="VerbatimChar"/>
     <w:rPr>
       <w:rFonts w:ascii="Times New Roman" w:hAnsi="Times New Roman" w:eastAsia="FangSong" w:cs="Times New Roman"/>
-      <w:color w:val="008000"/>
+      <w:color w:val="000000"/>
     </w:rPr>
   </w:style>
   <w:style w:type="character" w:customStyle="1" w:styleId="ExtensionTok">
@@ -4458,7 +4353,7 @@
     <w:basedOn w:val="VerbatimChar"/>
     <w:rPr>
       <w:rFonts w:ascii="Times New Roman" w:hAnsi="Times New Roman" w:eastAsia="FangSong" w:cs="Times New Roman"/>
-      <w:color w:val="bc7a00"/>
+      <w:color w:val="000000"/>
     </w:rPr>
   </w:style>
   <w:style w:type="character" w:customStyle="1" w:styleId="AttributeTok">
@@ -4466,7 +4361,7 @@
     <w:basedOn w:val="VerbatimChar"/>
     <w:rPr>
       <w:rFonts w:ascii="Times New Roman" w:hAnsi="Times New Roman" w:eastAsia="FangSong" w:cs="Times New Roman"/>
-      <w:color w:val="7d9029"/>
+      <w:color w:val="000000"/>
     </w:rPr>
   </w:style>
   <w:style w:type="character" w:customStyle="1" w:styleId="RegionMarkerTok">
@@ -4483,7 +4378,7 @@
       <w:rFonts w:ascii="Times New Roman" w:hAnsi="Times New Roman" w:eastAsia="FangSong" w:cs="Times New Roman"/>
       <w:b/>
       <w:i/>
-      <w:color w:val="60a0b0"/>
+      <w:color w:val="000000"/>
     </w:rPr>
   </w:style>
   <w:style w:type="character" w:customStyle="1" w:styleId="WarningTok">
@@ -4493,7 +4388,7 @@
       <w:rFonts w:ascii="Times New Roman" w:hAnsi="Times New Roman" w:eastAsia="FangSong" w:cs="Times New Roman"/>
       <w:b/>
       <w:i/>
-      <w:color w:val="60a0b0"/>
+      <w:color w:val="000000"/>
     </w:rPr>
   </w:style>
   <w:style w:type="character" w:customStyle="1" w:styleId="AlertTok">
@@ -4502,7 +4397,7 @@
     <w:rPr>
       <w:rFonts w:ascii="Times New Roman" w:hAnsi="Times New Roman" w:eastAsia="FangSong" w:cs="Times New Roman"/>
       <w:b/>
-      <w:color w:val="ff0000"/>
+      <w:color w:val="000000"/>
     </w:rPr>
   </w:style>
   <w:style w:type="character" w:customStyle="1" w:styleId="ErrorTok">
@@ -4511,7 +4406,7 @@
     <w:rPr>
       <w:rFonts w:ascii="Times New Roman" w:hAnsi="Times New Roman" w:eastAsia="FangSong" w:cs="Times New Roman"/>
       <w:b/>
-      <w:color w:val="ff0000"/>
+      <w:color w:val="000000"/>
     </w:rPr>
   </w:style>
   <w:style w:type="character" w:customStyle="1" w:styleId="NormalTok">
